--- a/教案生成器/lesson-plan-docx-generator/docs/evidence/issue-73-synthetic-course/artifacts/教案19_项目三：排序与检索性能_实现快速排序分区并采集递归比较数据.docx
+++ b/教案生成器/lesson-plan-docx-generator/docs/evidence/issue-73-synthetic-course/artifacts/教案19_项目三：排序与检索性能_实现快速排序分区并采集递归比较数据.docx
@@ -1862,6 +1862,26 @@
               <w:t>4. 递归区间与比较次数日志表</w:t>
             </w:r>
           </w:p>
+          <w:p>
+            <w:pPr>
+              <w:snapToGrid w:val="0"/>
+              <w:ind w:left="240" w:hangingChars="100" w:hanging="240"/>
+              <w:jc w:val="left"/>
+              <w:rPr>
+                <w:rFonts w:ascii="仿宋" w:eastAsia="仿宋" w:hAnsi="仿宋"/>
+                <w:sz w:val="24"/>
+                <w:szCs w:val="24"/>
+              </w:rPr>
+            </w:pPr>
+            <w:r>
+              <w:rPr>
+                <w:rFonts w:ascii="仿宋" w:eastAsia="仿宋" w:hAnsi="仿宋" w:hint="eastAsia"/>
+                <w:sz w:val="24"/>
+                <w:szCs w:val="24"/>
+              </w:rPr>
+              <w:t>5. 运行起点：practice-starters/L19QuickSortLab.java（Java SE 17）</w:t>
+            </w:r>
+          </w:p>
         </w:tc>
       </w:tr>
       <w:tr>
@@ -2416,7 +2436,7 @@
                       <w:kern w:val="0"/>
                       <w:sz w:val="22"/>
                     </w:rPr>
-                    <w:t>到课并备齐当前任务材料</w:t>
+                    <w:t>携带L16 Lomuto约定卡和L18输出序列</w:t>
                   </w:r>
                 </w:p>
               </w:tc>
@@ -2569,7 +2589,7 @@
                       <w:kern w:val="0"/>
                       <w:sz w:val="22"/>
                     </w:rPr>
-                    <w:t>关注带计数实现、不同输入的性能记录中的处理依据</w:t>
+                    <w:t>跟踪pivot、比较数、交换和递归范围</w:t>
                   </w:r>
                 </w:p>
               </w:tc>
@@ -2722,7 +2742,7 @@
                       <w:kern w:val="0"/>
                       <w:sz w:val="22"/>
                     </w:rPr>
-                    <w:t>说明带计数实现、不同输入的性能记录的一项形成依据</w:t>
+                    <w:t>解释pivotIndex为何不再进入子区间</w:t>
                   </w:r>
                 </w:p>
               </w:tc>
@@ -2936,7 +2956,7 @@
                       <w:kern w:val="0"/>
                       <w:sz w:val="22"/>
                     </w:rPr>
-                    <w:t>按本课要求保留对应记录</w:t>
+                    <w:t>保留原序与L18序两组同一记录输入</w:t>
                   </w:r>
                 </w:p>
               </w:tc>
@@ -3060,7 +3080,7 @@
                     </w:rPr>
                   </w:pPr>
                   <w:r>
-                    <w:t>说明带计数实现、不同输入的性能记录的职业用途</w:t>
+                    <w:t>说明两种排列的计数不是运行时延</w:t>
                   </w:r>
                 </w:p>
               </w:tc>
@@ -3221,7 +3241,7 @@
                       <w:kern w:val="0"/>
                       <w:sz w:val="22"/>
                     </w:rPr>
-                    <w:t>如实报告带计数实现、不同输入的性能记录的完成情况</w:t>
+                    <w:t>只按固定排序键与冻结记录实现分区</w:t>
                   </w:r>
                 </w:p>
               </w:tc>
@@ -3374,7 +3394,7 @@
                       <w:kern w:val="0"/>
                       <w:sz w:val="22"/>
                     </w:rPr>
-                    <w:t>整理本课材料及其对应位置</w:t>
+                    <w:t>每层保存low/high、pivot与比较累加值</w:t>
                   </w:r>
                 </w:p>
               </w:tc>
@@ -3540,7 +3560,7 @@
                       <w:kern w:val="0"/>
                       <w:sz w:val="22"/>
                     </w:rPr>
-                    <w:t>预读带计数实现、不同输入的性能记录对应的任务要求</w:t>
+                    <w:t>预读递归终止并提交重复键疑问</w:t>
                   </w:r>
                 </w:p>
               </w:tc>
@@ -3693,7 +3713,7 @@
                       <w:kern w:val="0"/>
                       <w:sz w:val="22"/>
                     </w:rPr>
-                    <w:t>围绕带计数实现、不同输入的性能记录解释处理决定</w:t>
+                    <w:t>引用7/6完整分区日志支持比较结论</w:t>
                   </w:r>
                 </w:p>
               </w:tc>
@@ -3846,7 +3866,7 @@
                       <w:kern w:val="0"/>
                       <w:sz w:val="22"/>
                     </w:rPr>
-                    <w:t>提交带计数实现、不同输入的性能记录及修订说明</w:t>
+                    <w:t>交两组分区轨迹、累计比较和身份序列</w:t>
                   </w:r>
                 </w:p>
               </w:tc>
@@ -4045,7 +4065,7 @@
                       <w:kern w:val="0"/>
                       <w:sz w:val="22"/>
                     </w:rPr>
-                    <w:t>按本课任务形成带计数实现、不同输入的性能记录</w:t>
+                    <w:t>验证两组结果、终止条件与同键身份变化</w:t>
                   </w:r>
                 </w:p>
               </w:tc>
@@ -4182,7 +4202,7 @@
                       <w:kern w:val="0"/>
                       <w:sz w:val="22"/>
                     </w:rPr>
-                    <w:t>说明带计数实现、不同输入的性能记录的形成依据</w:t>
+                    <w:t>展示原序与有序输入的首层分区差异</w:t>
                   </w:r>
                 </w:p>
               </w:tc>
@@ -4319,7 +4339,7 @@
                       <w:kern w:val="0"/>
                       <w:sz w:val="22"/>
                     </w:rPr>
-                    <w:t>补齐带计数实现、不同输入的性能记录中的当前任务缺项</w:t>
+                    <w:t>按互核反馈修复递归边界并重跑两输入</w:t>
                   </w:r>
                 </w:p>
               </w:tc>
@@ -5240,7 +5260,7 @@
                 <w:sz w:val="24"/>
                 <w:szCs w:val="24"/>
               </w:rPr>
-              <w:t>1. 演示统一 Partition：pivot=a[high]，i=low；对 j&lt;high 的每项计一次键比较，仅当 a[j].quantity()&lt;pivot.quantity() 时交换并递增 i；最后交换 i 与 high。</w:t>
+              <w:t>1. 打开practice-starters/L19QuickSortLab.java；快速排序递归范围和冻结输入已给出，仅Partition留TODO。</w:t>
             </w:r>
             <w:bookmarkEnd w:id="34"/>
           </w:p>
@@ -5260,26 +5280,7 @@
                 <w:sz w:val="24"/>
                 <w:szCs w:val="24"/>
               </w:rPr>
-              <w:t>2. 解释返回 pivotIndex 后递归 [low,p-1] 与 [p+1,high]；low&gt;=high 停止。</w:t>
-            </w:r>
-          </w:p>
-          <w:p>
-            <w:pPr>
-              <w:ind w:left="250" w:hangingChars="104" w:hanging="250"/>
-              <w:jc w:val="left"/>
-              <w:rPr>
-                <w:rFonts w:ascii="仿宋" w:eastAsia="仿宋" w:hAnsi="仿宋"/>
-                <w:sz w:val="24"/>
-                <w:szCs w:val="24"/>
-              </w:rPr>
-            </w:pPr>
-            <w:r>
-              <w:rPr>
-                <w:rFonts w:ascii="仿宋" w:eastAsia="仿宋" w:hAnsi="仿宋" w:hint="eastAsia"/>
-                <w:sz w:val="24"/>
-                <w:szCs w:val="24"/>
-              </w:rPr>
-              <w:t>3. 用冻结原序手算首轮：pivot E-304(5)，四次比较，E-301(3) 移至前端，pivotIndex=1。</w:t>
+              <w:t>2. 示范末元素pivot、j&lt;high扫描、严格&lt;交换和返回位置后递归左右段。</w:t>
             </w:r>
           </w:p>
         </w:tc>
@@ -5504,7 +5505,7 @@
                 <w:sz w:val="24"/>
                 <w:szCs w:val="24"/>
               </w:rPr>
-              <w:t>1. 学生完成 QuickSort、Partition 与计数日志。原序 [B10112,B2055,B30912,E3013,E3045]：根分区4次后为 [E3013,E3045,B30912,B10112,B2055]；右段 [B30912,B10112,B2055] 再2次；其右段 [B10112,B30912] 再1次，总计7。</w:t>
+              <w:t>1. 25分钟分配：2分钟读规则，5分钟核对手工首趟，10分钟实现Partition并复用递归框架，5分钟分别运行原序和L18序，3分钟定位首错。</w:t>
             </w:r>
             <w:bookmarkEnd w:id="39"/>
           </w:p>
@@ -5524,26 +5525,7 @@
                 <w:sz w:val="24"/>
                 <w:szCs w:val="24"/>
               </w:rPr>
-              <w:t>2. 原序输出身份为 E301,E304,B205,B309,B101；再以 L18 有序输入 E301,B205,E304,B101,B309 运行，记录4+2=6次并得到同一最终身份次序 E301,E304,B205,B309,B101。</w:t>
-            </w:r>
-          </w:p>
-          <w:p>
-            <w:pPr>
-              <w:ind w:left="250" w:hangingChars="104" w:hanging="250"/>
-              <w:jc w:val="left"/>
-              <w:rPr>
-                <w:rFonts w:ascii="仿宋" w:eastAsia="仿宋" w:hAnsi="仿宋"/>
-                <w:sz w:val="24"/>
-                <w:szCs w:val="24"/>
-              </w:rPr>
-            </w:pPr>
-            <w:r>
-              <w:rPr>
-                <w:rFonts w:ascii="仿宋" w:eastAsia="仿宋" w:hAnsi="仿宋" w:hint="eastAsia"/>
-                <w:sz w:val="24"/>
-                <w:szCs w:val="24"/>
-              </w:rPr>
-              <w:t>3. 检查两组同键身份次序均可能变化；不能称此算法稳定。</w:t>
+              <w:t>2. 执行`javac L19QuickSortLab.java &amp;&amp; java L19QuickSortLab`；指定原序和L18输出序的关键字比较分别为7和6，输出身份序列E-301,E-304,B-205,B-309,B-101。</w:t>
             </w:r>
           </w:p>
         </w:tc>
@@ -5633,28 +5615,9 @@
                 <w:sz w:val="24"/>
                 <w:szCs w:val="24"/>
               </w:rPr>
-              <w:t>1. 提交可运行代码、两次逐分区表、累计计数和完整字段校验。</w:t>
+              <w:t>1. 保存两个输入顺序的完整分区区间、计数和输出身份；说明7/6不是运行时延或均值，记录同键逆序证据。</w:t>
             </w:r>
             <w:bookmarkEnd w:id="41"/>
-          </w:p>
-          <w:p>
-            <w:pPr>
-              <w:ind w:left="250" w:hangingChars="104" w:hanging="250"/>
-              <w:jc w:val="left"/>
-              <w:rPr>
-                <w:rFonts w:ascii="仿宋" w:eastAsia="仿宋" w:hAnsi="仿宋"/>
-                <w:sz w:val="24"/>
-                <w:szCs w:val="24"/>
-              </w:rPr>
-            </w:pPr>
-            <w:r>
-              <w:rPr>
-                <w:rFonts w:ascii="仿宋" w:eastAsia="仿宋" w:hAnsi="仿宋" w:hint="eastAsia"/>
-                <w:sz w:val="24"/>
-                <w:szCs w:val="24"/>
-              </w:rPr>
-              <w:t>2. 可用注释框架跟踪 low/high；拓展者复算两个排列的完整比较总数。</w:t>
-            </w:r>
           </w:p>
         </w:tc>
         <w:tc>
